--- a/docs/plantillas/informe_cancelacion.docx
+++ b/docs/plantillas/informe_cancelacion.docx
@@ -2204,7 +2204,95 @@
           <w:sz w:val="22"/>
           <w:szCs w:val="22"/>
         </w:rPr>
-        <w:t xml:space="preserve">En relación a la legitimidad, se verifica que el/la solicitante (nombre del solicitante) se presenta en calidad de (XXXX) del Acta de (Nacimiento, Matrimonio o Defunción) N° (XXX), materia de cancelación, </w:t>
+        <w:t xml:space="preserve">En relación a la legitimidad, se verifica que el/la solicitante </w:t>
+      </w:r>
+      <w:r>
+        <w:rPr>
+          <w:rFonts w:ascii="Arial" w:hAnsi="Arial" w:cs="Arial"/>
+          <w:b/>
+          <w:bCs/>
+          <w:sz w:val="22"/>
+          <w:szCs w:val="22"/>
+        </w:rPr>
+        <w:t>#nomSolicitante#</w:t>
+      </w:r>
+      <w:r>
+        <w:rPr>
+          <w:rFonts w:ascii="Arial" w:hAnsi="Arial" w:cs="Arial"/>
+          <w:sz w:val="22"/>
+          <w:szCs w:val="22"/>
+        </w:rPr>
+        <w:t xml:space="preserve"> </w:t>
+      </w:r>
+      <w:r>
+        <w:rPr>
+          <w:rFonts w:ascii="Arial" w:hAnsi="Arial" w:cs="Arial"/>
+          <w:sz w:val="22"/>
+          <w:szCs w:val="22"/>
+        </w:rPr>
+        <w:t xml:space="preserve">se presenta en calidad de </w:t>
+      </w:r>
+      <w:r>
+        <w:rPr>
+          <w:rFonts w:ascii="Arial" w:hAnsi="Arial" w:cs="Arial"/>
+          <w:b/>
+          <w:bCs/>
+          <w:sz w:val="22"/>
+          <w:szCs w:val="22"/>
+        </w:rPr>
+        <w:t>(XXXX)</w:t>
+      </w:r>
+      <w:r>
+        <w:rPr>
+          <w:rFonts w:ascii="Arial" w:hAnsi="Arial" w:cs="Arial"/>
+          <w:sz w:val="22"/>
+          <w:szCs w:val="22"/>
+        </w:rPr>
+        <w:t xml:space="preserve"> del Acta de</w:t>
+      </w:r>
+      <w:r>
+        <w:rPr>
+          <w:rFonts w:ascii="Arial" w:hAnsi="Arial" w:cs="Arial"/>
+          <w:sz w:val="22"/>
+          <w:szCs w:val="22"/>
+        </w:rPr>
+        <w:t xml:space="preserve"> </w:t>
+      </w:r>
+      <w:r>
+        <w:rPr>
+          <w:rFonts w:ascii="Arial" w:hAnsi="Arial" w:cs="Arial"/>
+          <w:b/>
+          <w:bCs/>
+          <w:sz w:val="22"/>
+          <w:szCs w:val="22"/>
+        </w:rPr>
+        <w:t>#tipoActa#</w:t>
+      </w:r>
+      <w:r>
+        <w:rPr>
+          <w:rFonts w:ascii="Arial" w:hAnsi="Arial" w:cs="Arial"/>
+          <w:sz w:val="22"/>
+          <w:szCs w:val="22"/>
+        </w:rPr>
+        <w:t xml:space="preserve"> N° </w:t>
+      </w:r>
+      <w:r>
+        <w:rPr>
+          <w:rFonts w:ascii="Arial" w:hAnsi="Arial" w:cs="Arial"/>
+          <w:b/>
+          <w:bCs/>
+          <w:sz w:val="22"/>
+          <w:szCs w:val="22"/>
+        </w:rPr>
+        <w:t>#nroActa#</w:t>
+      </w:r>
+      <w:r>
+        <w:rPr>
+          <w:rFonts w:ascii="Arial" w:hAnsi="Arial" w:cs="Arial"/>
+          <w:sz w:val="22"/>
+          <w:szCs w:val="22"/>
+        </w:rPr>
+        <w:t xml:space="preserve">, materia de cancelación, </w:t>
       </w:r>
       <w:r>
         <w:rPr>
@@ -3223,16 +3311,17 @@
           <w:sz w:val="22"/>
           <w:szCs w:val="22"/>
         </w:rPr>
-        <w:t xml:space="preserve"> (</w:t>
-      </w:r>
-      <w:r>
-        <w:rPr>
-          <w:rFonts w:ascii="Arial" w:hAnsi="Arial" w:cs="Arial"/>
-          <w:noProof/>
-          <w:sz w:val="22"/>
-          <w:szCs w:val="22"/>
-        </w:rPr>
-        <w:t>XXXX)</w:t>
+        <w:t xml:space="preserve"> </w:t>
+      </w:r>
+      <w:r>
+        <w:rPr>
+          <w:rFonts w:ascii="Arial" w:hAnsi="Arial" w:cs="Arial"/>
+          <w:b/>
+          <w:bCs/>
+          <w:sz w:val="22"/>
+          <w:szCs w:val="22"/>
+        </w:rPr>
+        <w:t>#nomTitular#</w:t>
       </w:r>
       <w:r>
         <w:rPr>
@@ -3400,20 +3489,51 @@
       <w:r>
         <w:rPr>
           <w:rFonts w:ascii="Arial" w:hAnsi="Arial" w:cs="Arial"/>
+          <w:b/>
+          <w:color w:val="000000"/>
+          <w:sz w:val="22"/>
+          <w:szCs w:val="22"/>
+          <w:lang w:val="es-PE" w:eastAsia="es-PE"/>
+        </w:rPr>
+        <w:t>#tipoActa#</w:t>
+      </w:r>
+      <w:r>
+        <w:rPr>
+          <w:b/>
+          <w:bCs/>
+          <w:sz w:val="22"/>
+          <w:szCs w:val="22"/>
+        </w:rPr>
+        <w:t xml:space="preserve"> </w:t>
+      </w:r>
+      <w:r>
+        <w:rPr>
+          <w:rFonts w:ascii="Arial" w:hAnsi="Arial" w:cs="Arial"/>
           <w:sz w:val="22"/>
           <w:szCs w:val="22"/>
           <w:lang w:val="es-PE"/>
         </w:rPr>
-        <w:t>XXXX</w:t>
-      </w:r>
-      <w:r>
-        <w:rPr>
-          <w:rFonts w:ascii="Arial" w:hAnsi="Arial" w:cs="Arial"/>
+        <w:t xml:space="preserve">N° XXXX a nombre de </w:t>
+      </w:r>
+      <w:r>
+        <w:rPr>
+          <w:rFonts w:ascii="Arial" w:hAnsi="Arial" w:cs="Arial"/>
+          <w:b/>
+          <w:bCs/>
           <w:sz w:val="22"/>
           <w:szCs w:val="22"/>
           <w:lang w:val="es-PE"/>
         </w:rPr>
-        <w:t xml:space="preserve"> N° XXXX a nombre de XXXX, registrada por XXXX, ante la Oficina de Registros del Estado Civil de XXXX, actualmente incorporada al RENIEC</w:t>
+        <w:t>#nomTitular#</w:t>
+      </w:r>
+      <w:r>
+        <w:rPr>
+          <w:rFonts w:ascii="Arial" w:hAnsi="Arial" w:cs="Arial"/>
+          <w:sz w:val="22"/>
+          <w:szCs w:val="22"/>
+          <w:lang w:val="es-PE"/>
+        </w:rPr>
+        <w:t>, registrada por XXXX, ante la Oficina de Registros del Estado Civil de XXXX, actualmente incorporada al RENIEC</w:t>
       </w:r>
       <w:r>
         <w:rPr>
@@ -3579,20 +3699,60 @@
       <w:r>
         <w:rPr>
           <w:rFonts w:ascii="Arial" w:hAnsi="Arial" w:cs="Arial"/>
+          <w:b/>
+          <w:color w:val="000000"/>
+          <w:sz w:val="22"/>
+          <w:szCs w:val="22"/>
+          <w:lang w:val="es-PE" w:eastAsia="es-PE"/>
+        </w:rPr>
+        <w:t>#tipoActa#</w:t>
+      </w:r>
+      <w:r>
+        <w:rPr>
+          <w:b/>
+          <w:bCs/>
+          <w:sz w:val="22"/>
+          <w:szCs w:val="22"/>
+        </w:rPr>
+        <w:t xml:space="preserve"> </w:t>
+      </w:r>
+      <w:r>
+        <w:rPr>
+          <w:rFonts w:ascii="Arial" w:hAnsi="Arial" w:cs="Arial"/>
           <w:sz w:val="22"/>
           <w:szCs w:val="22"/>
           <w:lang w:val="es-PE"/>
         </w:rPr>
-        <w:t>XXXX</w:t>
-      </w:r>
-      <w:r>
-        <w:rPr>
-          <w:rFonts w:ascii="Arial" w:hAnsi="Arial" w:cs="Arial"/>
+        <w:t xml:space="preserve">N° XXXX a nombre de </w:t>
+      </w:r>
+      <w:r>
+        <w:rPr>
+          <w:rFonts w:ascii="Arial" w:hAnsi="Arial" w:cs="Arial"/>
+          <w:b/>
+          <w:bCs/>
           <w:sz w:val="22"/>
           <w:szCs w:val="22"/>
           <w:lang w:val="es-PE"/>
         </w:rPr>
-        <w:t xml:space="preserve"> N° XXXX a nombre de XXXX, inscripción realizada </w:t>
+        <w:t>#nomTitular#</w:t>
+      </w:r>
+      <w:r>
+        <w:rPr>
+          <w:rFonts w:ascii="Arial" w:hAnsi="Arial" w:cs="Arial"/>
+          <w:sz w:val="22"/>
+          <w:szCs w:val="22"/>
+          <w:lang w:val="es-PE"/>
+        </w:rPr>
+        <w:t>,</w:t>
+      </w:r>
+      <w:r>
+        <w:rPr>
+          <w:rFonts w:ascii="Arial" w:hAnsi="Arial" w:cs="Arial"/>
+          <w:sz w:val="22"/>
+          <w:szCs w:val="22"/>
+          <w:lang w:val="es-PE"/>
+        </w:rPr>
+        <w:t xml:space="preserve"> inscripción realizada </w:t>
       </w:r>
       <w:r>
         <w:rPr>
@@ -3671,6 +3831,7 @@
           <w:noProof/>
           <w:sz w:val="22"/>
           <w:szCs w:val="22"/>
+          <w:highlight w:val="yellow"/>
         </w:rPr>
         <w:t>XXXX</w:t>
       </w:r>
@@ -3746,6 +3907,7 @@
           <w:rFonts w:ascii="Arial" w:hAnsi="Arial" w:cs="Arial"/>
           <w:sz w:val="22"/>
           <w:szCs w:val="22"/>
+          <w:highlight w:val="yellow"/>
         </w:rPr>
       </w:pPr>
       <w:r>
@@ -3763,6 +3925,7 @@
           <w:bCs/>
           <w:sz w:val="22"/>
           <w:szCs w:val="22"/>
+          <w:highlight w:val="yellow"/>
         </w:rPr>
         <w:t>(sustentar la procedencia o improcedencia</w:t>
       </w:r>
@@ -3773,6 +3936,7 @@
           <w:bCs/>
           <w:sz w:val="22"/>
           <w:szCs w:val="22"/>
+          <w:highlight w:val="yellow"/>
         </w:rPr>
         <w:t xml:space="preserve">, </w:t>
       </w:r>
@@ -3783,10 +3947,12 @@
           <w:bCs/>
           <w:sz w:val="22"/>
           <w:szCs w:val="22"/>
+          <w:highlight w:val="yellow"/>
           <w:lang w:val="es-PE" w:eastAsia="en-US"/>
         </w:rPr>
-        <w:t>redactar de acuerdo al supuesto que se adec</w:t>
-      </w:r>
+        <w:t xml:space="preserve">redactar </w:t>
+      </w:r>
+      <w:proofErr w:type="gramStart"/>
       <w:r>
         <w:rPr>
           <w:rFonts w:ascii="Arial" w:eastAsiaTheme="minorHAnsi" w:hAnsi="Arial" w:cs="Arial"/>
@@ -3794,8 +3960,47 @@
           <w:bCs/>
           <w:sz w:val="22"/>
           <w:szCs w:val="22"/>
+          <w:highlight w:val="yellow"/>
           <w:lang w:val="es-PE" w:eastAsia="en-US"/>
         </w:rPr>
+        <w:t>de acuerdo al</w:t>
+      </w:r>
+      <w:proofErr w:type="gramEnd"/>
+      <w:r>
+        <w:rPr>
+          <w:rFonts w:ascii="Arial" w:eastAsiaTheme="minorHAnsi" w:hAnsi="Arial" w:cs="Arial"/>
+          <w:b/>
+          <w:bCs/>
+          <w:sz w:val="22"/>
+          <w:szCs w:val="22"/>
+          <w:highlight w:val="yellow"/>
+          <w:lang w:val="es-PE" w:eastAsia="en-US"/>
+        </w:rPr>
+        <w:t xml:space="preserve"> supuesto que se </w:t>
+      </w:r>
+      <w:r>
+        <w:rPr>
+          <w:rFonts w:ascii="Arial" w:eastAsiaTheme="minorHAnsi" w:hAnsi="Arial" w:cs="Arial"/>
+          <w:b/>
+          <w:bCs/>
+          <w:sz w:val="22"/>
+          <w:szCs w:val="22"/>
+          <w:highlight w:val="yellow"/>
+          <w:lang w:val="es-PE" w:eastAsia="en-US"/>
+        </w:rPr>
+        <w:lastRenderedPageBreak/>
+        <w:t>adec</w:t>
+      </w:r>
+      <w:r>
+        <w:rPr>
+          <w:rFonts w:ascii="Arial" w:eastAsiaTheme="minorHAnsi" w:hAnsi="Arial" w:cs="Arial"/>
+          <w:b/>
+          <w:bCs/>
+          <w:sz w:val="22"/>
+          <w:szCs w:val="22"/>
+          <w:highlight w:val="yellow"/>
+          <w:lang w:val="es-PE" w:eastAsia="en-US"/>
+        </w:rPr>
         <w:t>u</w:t>
       </w:r>
       <w:r>
@@ -3805,6 +4010,7 @@
           <w:bCs/>
           <w:sz w:val="22"/>
           <w:szCs w:val="22"/>
+          <w:highlight w:val="yellow"/>
           <w:lang w:val="es-PE" w:eastAsia="en-US"/>
         </w:rPr>
         <w:t>a la cancelación según lo establecido en el numeral 7.3.7.1 de la DI 008-DRC/001)</w:t>
@@ -3816,6 +4022,7 @@
           <w:bCs/>
           <w:sz w:val="22"/>
           <w:szCs w:val="22"/>
+          <w:highlight w:val="yellow"/>
           <w:lang w:val="es-PE" w:eastAsia="en-US"/>
         </w:rPr>
         <w:t>.</w:t>
@@ -4005,15 +4212,35 @@
           <w:szCs w:val="22"/>
           <w:lang w:val="es-PE" w:eastAsia="en-US"/>
         </w:rPr>
-        <w:t xml:space="preserve"> el Acta de </w:t>
-      </w:r>
-      <w:r>
-        <w:rPr>
-          <w:rFonts w:ascii="Arial" w:hAnsi="Arial" w:cs="Arial"/>
-          <w:sz w:val="22"/>
-          <w:szCs w:val="22"/>
-        </w:rPr>
-        <w:t xml:space="preserve">(Nacimiento, matrimonio y defunción) N° (XXXX), </w:t>
+        <w:t xml:space="preserve"> el Acta de</w:t>
+      </w:r>
+      <w:r>
+        <w:rPr>
+          <w:rFonts w:ascii="Arial" w:eastAsiaTheme="minorHAnsi" w:hAnsi="Arial" w:cs="Arial"/>
+          <w:sz w:val="22"/>
+          <w:szCs w:val="22"/>
+          <w:lang w:val="es-PE" w:eastAsia="en-US"/>
+        </w:rPr>
+        <w:t xml:space="preserve"> </w:t>
+      </w:r>
+      <w:r>
+        <w:rPr>
+          <w:rFonts w:ascii="Arial" w:eastAsiaTheme="minorHAnsi" w:hAnsi="Arial" w:cs="Arial"/>
+          <w:b/>
+          <w:bCs/>
+          <w:sz w:val="22"/>
+          <w:szCs w:val="22"/>
+          <w:lang w:val="es-PE" w:eastAsia="en-US"/>
+        </w:rPr>
+        <w:t>#tipoActa#</w:t>
+      </w:r>
+      <w:r>
+        <w:rPr>
+          <w:rFonts w:ascii="Arial" w:hAnsi="Arial" w:cs="Arial"/>
+          <w:sz w:val="22"/>
+          <w:szCs w:val="22"/>
+        </w:rPr>
+        <w:t xml:space="preserve"> N° (XXXX), </w:t>
       </w:r>
       <w:r>
         <w:rPr>
@@ -4029,7 +4256,25 @@
           <w:sz w:val="22"/>
           <w:szCs w:val="22"/>
         </w:rPr>
-        <w:t xml:space="preserve"> (nombre del titular), </w:t>
+        <w:t xml:space="preserve"> </w:t>
+      </w:r>
+      <w:r>
+        <w:rPr>
+          <w:rFonts w:ascii="Arial" w:hAnsi="Arial" w:cs="Arial"/>
+          <w:b/>
+          <w:bCs/>
+          <w:sz w:val="22"/>
+          <w:szCs w:val="22"/>
+        </w:rPr>
+        <w:t>#nomTitular#</w:t>
+      </w:r>
+      <w:r>
+        <w:rPr>
+          <w:rFonts w:ascii="Arial" w:hAnsi="Arial" w:cs="Arial"/>
+          <w:sz w:val="22"/>
+          <w:szCs w:val="22"/>
+        </w:rPr>
+        <w:t xml:space="preserve">, </w:t>
       </w:r>
       <w:r>
         <w:rPr>
@@ -4047,6 +4292,7 @@
         </w:rPr>
         <w:t xml:space="preserve"> en </w:t>
       </w:r>
+      <w:proofErr w:type="gramStart"/>
       <w:r>
         <w:rPr>
           <w:rFonts w:ascii="Arial" w:hAnsi="Arial" w:cs="Arial"/>
@@ -4076,6 +4322,7 @@
         </w:rPr>
         <w:t>(</w:t>
       </w:r>
+      <w:proofErr w:type="gramEnd"/>
       <w:r>
         <w:rPr>
           <w:rFonts w:ascii="Arial" w:hAnsi="Arial" w:cs="Arial"/>
@@ -4307,25 +4554,63 @@
           <w:sz w:val="22"/>
           <w:szCs w:val="22"/>
         </w:rPr>
-        <w:t xml:space="preserve">dministrativa del Acta de </w:t>
-      </w:r>
-      <w:r>
-        <w:rPr>
-          <w:rFonts w:ascii="Arial" w:hAnsi="Arial" w:cs="Arial"/>
-          <w:b/>
-          <w:bCs/>
-          <w:sz w:val="22"/>
-          <w:szCs w:val="22"/>
-        </w:rPr>
-        <w:t>(Nacimiento, Matrimonio o Defunción)</w:t>
-      </w:r>
-      <w:r>
-        <w:rPr>
-          <w:rFonts w:ascii="Arial" w:hAnsi="Arial" w:cs="Arial"/>
-          <w:sz w:val="22"/>
-          <w:szCs w:val="22"/>
-        </w:rPr>
-        <w:t xml:space="preserve"> N° </w:t>
+        <w:t>dministrativa del Acta de</w:t>
+      </w:r>
+      <w:r>
+        <w:rPr>
+          <w:rFonts w:ascii="Arial" w:hAnsi="Arial" w:cs="Arial"/>
+          <w:sz w:val="22"/>
+          <w:szCs w:val="22"/>
+        </w:rPr>
+        <w:t xml:space="preserve"> </w:t>
+      </w:r>
+      <w:r>
+        <w:rPr>
+          <w:rFonts w:ascii="Arial" w:eastAsiaTheme="minorHAnsi" w:hAnsi="Arial" w:cs="Arial"/>
+          <w:b/>
+          <w:bCs/>
+          <w:sz w:val="22"/>
+          <w:szCs w:val="22"/>
+          <w:lang w:val="es-PE" w:eastAsia="en-US"/>
+        </w:rPr>
+        <w:t>#tipoActa</w:t>
+      </w:r>
+      <w:proofErr w:type="gramStart"/>
+      <w:r>
+        <w:rPr>
+          <w:rFonts w:ascii="Arial" w:eastAsiaTheme="minorHAnsi" w:hAnsi="Arial" w:cs="Arial"/>
+          <w:b/>
+          <w:bCs/>
+          <w:sz w:val="22"/>
+          <w:szCs w:val="22"/>
+          <w:lang w:val="es-PE" w:eastAsia="en-US"/>
+        </w:rPr>
+        <w:t>#</w:t>
+      </w:r>
+      <w:r>
+        <w:rPr>
+          <w:rFonts w:ascii="Arial" w:hAnsi="Arial" w:cs="Arial"/>
+          <w:sz w:val="22"/>
+          <w:szCs w:val="22"/>
+        </w:rPr>
+        <w:t xml:space="preserve"> </w:t>
+      </w:r>
+      <w:r>
+        <w:rPr>
+          <w:rFonts w:ascii="Arial" w:hAnsi="Arial" w:cs="Arial"/>
+          <w:sz w:val="22"/>
+          <w:szCs w:val="22"/>
+        </w:rPr>
+        <w:t xml:space="preserve"> N</w:t>
+      </w:r>
+      <w:proofErr w:type="gramEnd"/>
+      <w:r>
+        <w:rPr>
+          <w:rFonts w:ascii="Arial" w:hAnsi="Arial" w:cs="Arial"/>
+          <w:sz w:val="22"/>
+          <w:szCs w:val="22"/>
+        </w:rPr>
+        <w:t xml:space="preserve">° </w:t>
       </w:r>
       <w:r>
         <w:rPr>
@@ -4353,7 +4638,7 @@
           <w:sz w:val="22"/>
           <w:szCs w:val="22"/>
         </w:rPr>
-        <w:t>(nombre del titular o titulares)</w:t>
+        <w:t>#nomTitular#</w:t>
       </w:r>
       <w:r>
         <w:rPr>
@@ -4370,6 +4655,7 @@
           <w:bCs/>
           <w:sz w:val="22"/>
           <w:szCs w:val="22"/>
+          <w:highlight w:val="yellow"/>
         </w:rPr>
         <w:t>PROCEDENTE O IMPROCEDENTE.</w:t>
       </w:r>
@@ -4821,7 +5107,82 @@
           <w:sz w:val="22"/>
           <w:szCs w:val="22"/>
         </w:rPr>
-        <w:t xml:space="preserve">Emitir acto resolutivo que declare XXXX la solicitud de cancelación Administrativa del Acta de XXXX N° XXXX correspondiente a XXXX, inscrita con fecha XXXX ante la Oficina </w:t>
+        <w:t xml:space="preserve">Emitir acto resolutivo que declare </w:t>
+      </w:r>
+      <w:r>
+        <w:rPr>
+          <w:rFonts w:ascii="Arial" w:hAnsi="Arial" w:cs="Arial"/>
+          <w:iCs/>
+          <w:spacing w:val="2"/>
+          <w:sz w:val="22"/>
+          <w:szCs w:val="22"/>
+          <w:highlight w:val="yellow"/>
+        </w:rPr>
+        <w:t>XXXX</w:t>
+      </w:r>
+      <w:r>
+        <w:rPr>
+          <w:rFonts w:ascii="Arial" w:hAnsi="Arial" w:cs="Arial"/>
+          <w:iCs/>
+          <w:spacing w:val="2"/>
+          <w:sz w:val="22"/>
+          <w:szCs w:val="22"/>
+        </w:rPr>
+        <w:t xml:space="preserve"> la solicitud de cancelación Administrativa del Acta de </w:t>
+      </w:r>
+      <w:r>
+        <w:rPr>
+          <w:rFonts w:ascii="Arial" w:hAnsi="Arial" w:cs="Arial"/>
+          <w:b/>
+          <w:bCs/>
+          <w:iCs/>
+          <w:spacing w:val="2"/>
+          <w:sz w:val="22"/>
+          <w:szCs w:val="22"/>
+        </w:rPr>
+        <w:t>#tipoActa#</w:t>
+      </w:r>
+      <w:r>
+        <w:rPr>
+          <w:rFonts w:ascii="Arial" w:hAnsi="Arial" w:cs="Arial"/>
+          <w:iCs/>
+          <w:spacing w:val="2"/>
+          <w:sz w:val="22"/>
+          <w:szCs w:val="22"/>
+        </w:rPr>
+        <w:t xml:space="preserve"> </w:t>
+      </w:r>
+      <w:r>
+        <w:rPr>
+          <w:rFonts w:ascii="Arial" w:hAnsi="Arial" w:cs="Arial"/>
+          <w:iCs/>
+          <w:spacing w:val="2"/>
+          <w:sz w:val="22"/>
+          <w:szCs w:val="22"/>
+        </w:rPr>
+        <w:t xml:space="preserve">N° XXXX correspondiente a </w:t>
+      </w:r>
+      <w:r>
+        <w:rPr>
+          <w:rFonts w:ascii="Arial" w:hAnsi="Arial" w:cs="Arial"/>
+          <w:b/>
+          <w:bCs/>
+          <w:iCs/>
+          <w:spacing w:val="2"/>
+          <w:sz w:val="22"/>
+          <w:szCs w:val="22"/>
+        </w:rPr>
+        <w:t>#nomTitular#</w:t>
+      </w:r>
+      <w:r>
+        <w:rPr>
+          <w:rFonts w:ascii="Arial" w:hAnsi="Arial" w:cs="Arial"/>
+          <w:iCs/>
+          <w:spacing w:val="2"/>
+          <w:sz w:val="22"/>
+          <w:szCs w:val="22"/>
+        </w:rPr>
+        <w:t xml:space="preserve">, inscrita con fecha XXXX ante la Oficina </w:t>
       </w:r>
       <w:r>
         <w:rPr>
@@ -5167,12 +5528,68 @@
       <w:r>
         <w:rPr>
           <w:rFonts w:ascii="Arial" w:hAnsi="Arial" w:cs="Arial"/>
+          <w:b/>
+          <w:bCs/>
           <w:iCs/>
           <w:spacing w:val="2"/>
           <w:sz w:val="22"/>
           <w:szCs w:val="22"/>
         </w:rPr>
-        <w:t>XXXX N° XXXX correspondiente a XXXX, inscrita con fecha XXXX ante la Oficina</w:t>
+        <w:t>#tipoActa#</w:t>
+      </w:r>
+      <w:r>
+        <w:rPr>
+          <w:rFonts w:ascii="Arial" w:hAnsi="Arial" w:cs="Arial"/>
+          <w:iCs/>
+          <w:spacing w:val="2"/>
+          <w:sz w:val="22"/>
+          <w:szCs w:val="22"/>
+        </w:rPr>
+        <w:t xml:space="preserve"> </w:t>
+      </w:r>
+      <w:r>
+        <w:rPr>
+          <w:rFonts w:ascii="Arial" w:hAnsi="Arial" w:cs="Arial"/>
+          <w:iCs/>
+          <w:spacing w:val="2"/>
+          <w:sz w:val="22"/>
+          <w:szCs w:val="22"/>
+        </w:rPr>
+        <w:t xml:space="preserve">N° XXXX correspondiente a </w:t>
+      </w:r>
+      <w:r>
+        <w:rPr>
+          <w:rFonts w:ascii="Arial" w:hAnsi="Arial" w:cs="Arial"/>
+          <w:b/>
+          <w:bCs/>
+          <w:iCs/>
+          <w:spacing w:val="2"/>
+          <w:sz w:val="22"/>
+          <w:szCs w:val="22"/>
+        </w:rPr>
+        <w:t>#nomTitular#</w:t>
+      </w:r>
+      <w:r>
+        <w:rPr>
+          <w:rFonts w:ascii="Arial" w:hAnsi="Arial" w:cs="Arial"/>
+          <w:b/>
+          <w:bCs/>
+          <w:iCs/>
+          <w:spacing w:val="2"/>
+          <w:sz w:val="22"/>
+          <w:szCs w:val="22"/>
+        </w:rPr>
+        <w:t>,</w:t>
+      </w:r>
+      <w:r>
+        <w:rPr>
+          <w:rFonts w:ascii="Arial" w:hAnsi="Arial" w:cs="Arial"/>
+          <w:iCs/>
+          <w:spacing w:val="2"/>
+          <w:sz w:val="22"/>
+          <w:szCs w:val="22"/>
+        </w:rPr>
+        <w:t xml:space="preserve"> inscrita con fecha XXXX ante la Oficina</w:t>
       </w:r>
       <w:r>
         <w:rPr>
@@ -5362,7 +5779,41 @@
           <w:szCs w:val="22"/>
         </w:rPr>
         <w:lastRenderedPageBreak/>
-        <w:t>Poner en conocimiento de la Sub Dirección de XXXX, el acto resolutivo que se emita, en atención al Memorando N° XXXXX.</w:t>
+        <w:t xml:space="preserve">Poner en conocimiento de la Sub Dirección de </w:t>
+      </w:r>
+      <w:r>
+        <w:rPr>
+          <w:rFonts w:ascii="Arial" w:hAnsi="Arial" w:cs="Arial"/>
+          <w:sz w:val="22"/>
+          <w:szCs w:val="22"/>
+          <w:highlight w:val="yellow"/>
+        </w:rPr>
+        <w:t>XXXX</w:t>
+      </w:r>
+      <w:r>
+        <w:rPr>
+          <w:rFonts w:ascii="Arial" w:hAnsi="Arial" w:cs="Arial"/>
+          <w:sz w:val="22"/>
+          <w:szCs w:val="22"/>
+        </w:rPr>
+        <w:t xml:space="preserve">, el acto resolutivo que se emita, en atención al Memorando N° </w:t>
+      </w:r>
+      <w:r>
+        <w:rPr>
+          <w:rFonts w:ascii="Arial" w:hAnsi="Arial" w:cs="Arial"/>
+          <w:sz w:val="22"/>
+          <w:szCs w:val="22"/>
+          <w:highlight w:val="yellow"/>
+        </w:rPr>
+        <w:t>XXXXX</w:t>
+      </w:r>
+      <w:r>
+        <w:rPr>
+          <w:rFonts w:ascii="Arial" w:hAnsi="Arial" w:cs="Arial"/>
+          <w:sz w:val="22"/>
+          <w:szCs w:val="22"/>
+        </w:rPr>
+        <w:t>.</w:t>
       </w:r>
       <w:r>
         <w:rPr>
@@ -5405,15 +5856,17 @@
           <w:sz w:val="21"/>
           <w:szCs w:val="21"/>
         </w:rPr>
-        <w:t xml:space="preserve">Poner en conocimiento de la Oficina de Asesoría Jurídica el presente caso al existir indicios que hacen presumir que en la inscripción del Acta de Nacimiento Nº </w:t>
-      </w:r>
-      <w:r>
-        <w:rPr>
-          <w:rFonts w:ascii="Arial" w:hAnsi="Arial" w:cs="Arial"/>
+        <w:t xml:space="preserve">Poner en conocimiento de la Oficina de Asesoría Jurídica el presente caso al existir indicios que hacen presumir que en la inscripción del Acta de </w:t>
+      </w:r>
+      <w:r>
+        <w:rPr>
+          <w:rFonts w:ascii="Arial" w:hAnsi="Arial" w:cs="Arial"/>
+          <w:b/>
+          <w:bCs/>
           <w:sz w:val="21"/>
           <w:szCs w:val="21"/>
         </w:rPr>
-        <w:t>XXXX</w:t>
+        <w:t>#tipoActa#</w:t>
       </w:r>
       <w:r>
         <w:rPr>
@@ -5421,7 +5874,7 @@
           <w:sz w:val="21"/>
           <w:szCs w:val="21"/>
         </w:rPr>
-        <w:t xml:space="preserve"> a nombre de </w:t>
+        <w:t xml:space="preserve"> </w:t>
       </w:r>
       <w:r>
         <w:rPr>
@@ -5429,7 +5882,7 @@
           <w:sz w:val="21"/>
           <w:szCs w:val="21"/>
         </w:rPr>
-        <w:t>XXXXX</w:t>
+        <w:t xml:space="preserve">Nº </w:t>
       </w:r>
       <w:r>
         <w:rPr>
@@ -5437,7 +5890,41 @@
           <w:sz w:val="21"/>
           <w:szCs w:val="21"/>
         </w:rPr>
-        <w:t xml:space="preserve"> se ha incurrido en la comisión de delitos contra la Fe Pública</w:t>
+        <w:t>XXXX</w:t>
+      </w:r>
+      <w:r>
+        <w:rPr>
+          <w:rFonts w:ascii="Arial" w:hAnsi="Arial" w:cs="Arial"/>
+          <w:sz w:val="21"/>
+          <w:szCs w:val="21"/>
+        </w:rPr>
+        <w:t xml:space="preserve"> a nombre de </w:t>
+      </w:r>
+      <w:r>
+        <w:rPr>
+          <w:rFonts w:ascii="Arial" w:hAnsi="Arial" w:cs="Arial"/>
+          <w:b/>
+          <w:bCs/>
+          <w:sz w:val="21"/>
+          <w:szCs w:val="21"/>
+        </w:rPr>
+        <w:t>#nomTitular#</w:t>
+      </w:r>
+      <w:r>
+        <w:rPr>
+          <w:rFonts w:ascii="Arial" w:hAnsi="Arial" w:cs="Arial"/>
+          <w:sz w:val="21"/>
+          <w:szCs w:val="21"/>
+        </w:rPr>
+        <w:t xml:space="preserve"> </w:t>
+      </w:r>
+      <w:r>
+        <w:rPr>
+          <w:rFonts w:ascii="Arial" w:hAnsi="Arial" w:cs="Arial"/>
+          <w:sz w:val="21"/>
+          <w:szCs w:val="21"/>
+        </w:rPr>
+        <w:t>se ha incurrido en la comisión de delitos contra la Fe Pública</w:t>
       </w:r>
       <w:r>
         <w:rPr>
@@ -5745,10 +6232,10 @@
       </w:pPr>
     </w:p>
     <w:sectPr>
-      <w:headerReference w:type="default" r:id="rId7"/>
-      <w:footerReference w:type="even" r:id="rId8"/>
-      <w:footerReference w:type="default" r:id="rId9"/>
-      <w:headerReference w:type="first" r:id="rId10"/>
+      <w:headerReference w:type="default" r:id="rId8"/>
+      <w:footerReference w:type="even" r:id="rId9"/>
+      <w:footerReference w:type="default" r:id="rId10"/>
+      <w:headerReference w:type="first" r:id="rId11"/>
       <w:pgSz w:w="11906" w:h="16838"/>
       <w:pgMar w:top="1418" w:right="1701" w:bottom="1418" w:left="1701" w:header="567" w:footer="709" w:gutter="0"/>
       <w:pgNumType w:start="1"/>
@@ -8639,4 +9126,16 @@
     </a:ext>
   </a:extLst>
 </a:theme>
+</file>
+
+<file path=customXml/item1.xml><?xml version="1.0" encoding="utf-8"?>
+<b:Sources xmlns:b="http://schemas.openxmlformats.org/officeDocument/2006/bibliography" xmlns="http://schemas.openxmlformats.org/officeDocument/2006/bibliography" SelectedStyle="\APASixthEditionOfficeOnline.xsl" StyleName="APA" Version="6"/>
+</file>
+
+<file path=customXml/itemProps1.xml><?xml version="1.0" encoding="utf-8"?>
+<ds:datastoreItem xmlns:ds="http://schemas.openxmlformats.org/officeDocument/2006/customXml" ds:itemID="{13F343AE-018F-4969-86F0-72992224F079}">
+  <ds:schemaRefs>
+    <ds:schemaRef ds:uri="http://schemas.openxmlformats.org/officeDocument/2006/bibliography"/>
+  </ds:schemaRefs>
+</ds:datastoreItem>
 </file>
--- a/docs/plantillas/informe_cancelacion.docx
+++ b/docs/plantillas/informe_cancelacion.docx
@@ -217,18 +217,7 @@
           <w:szCs w:val="22"/>
         </w:rPr>
         <w:tab/>
-        <w:t xml:space="preserve">:     </w:t>
-      </w:r>
-      <w:proofErr w:type="gramStart"/>
-      <w:r>
-        <w:rPr>
-          <w:rFonts w:ascii="Arial" w:hAnsi="Arial" w:cs="Arial"/>
-          <w:b/>
-          <w:bCs/>
-          <w:sz w:val="22"/>
-          <w:szCs w:val="22"/>
-        </w:rPr>
-        <w:t xml:space="preserve">   </w:t>
+        <w:t xml:space="preserve">:        </w:t>
       </w:r>
       <w:r>
         <w:rPr>
@@ -239,19 +228,7 @@
           <w:sz w:val="22"/>
           <w:szCs w:val="22"/>
         </w:rPr>
-        <w:t>(</w:t>
-      </w:r>
-      <w:proofErr w:type="gramEnd"/>
-      <w:r>
-        <w:rPr>
-          <w:rFonts w:ascii="Arial" w:hAnsi="Arial" w:cs="Arial"/>
-          <w:b/>
-          <w:bCs/>
-          <w:noProof/>
-          <w:sz w:val="22"/>
-          <w:szCs w:val="22"/>
-        </w:rPr>
-        <w:t>nombre)</w:t>
+        <w:t>(nombre)</w:t>
       </w:r>
     </w:p>
     <w:p>
@@ -312,20 +289,8 @@
           <w:sz w:val="22"/>
           <w:szCs w:val="22"/>
         </w:rPr>
-        <w:t xml:space="preserve">Asunto         </w:t>
-      </w:r>
-      <w:proofErr w:type="gramStart"/>
-      <w:r>
-        <w:rPr>
-          <w:rFonts w:ascii="Arial" w:hAnsi="Arial" w:cs="Arial"/>
-          <w:b/>
-          <w:bCs/>
-          <w:sz w:val="22"/>
-          <w:szCs w:val="22"/>
-        </w:rPr>
-        <w:t xml:space="preserve">  :</w:t>
-      </w:r>
-      <w:proofErr w:type="gramEnd"/>
+        <w:t>Asunto           :</w:t>
+      </w:r>
       <w:r>
         <w:rPr>
           <w:rFonts w:ascii="Arial" w:hAnsi="Arial" w:cs="Arial"/>
@@ -441,7 +406,36 @@
           <w:sz w:val="22"/>
           <w:szCs w:val="22"/>
         </w:rPr>
-        <w:t xml:space="preserve">, DNI Nº </w:t>
+        <w:t xml:space="preserve">, </w:t>
+      </w:r>
+      <w:r>
+        <w:rPr>
+          <w:rFonts w:ascii="Arial" w:hAnsi="Arial" w:cs="Arial"/>
+          <w:b/>
+          <w:bCs/>
+          <w:noProof/>
+          <w:sz w:val="22"/>
+          <w:szCs w:val="22"/>
+        </w:rPr>
+        <w:t>#tipoDocSolicitante#</w:t>
+      </w:r>
+      <w:r>
+        <w:rPr>
+          <w:rFonts w:ascii="Arial" w:hAnsi="Arial" w:cs="Arial"/>
+          <w:noProof/>
+          <w:sz w:val="22"/>
+          <w:szCs w:val="22"/>
+        </w:rPr>
+        <w:t xml:space="preserve"> </w:t>
+      </w:r>
+      <w:r>
+        <w:rPr>
+          <w:rFonts w:ascii="Arial" w:hAnsi="Arial" w:cs="Arial"/>
+          <w:noProof/>
+          <w:sz w:val="22"/>
+          <w:szCs w:val="22"/>
+        </w:rPr>
+        <w:t xml:space="preserve">Nº </w:t>
       </w:r>
       <w:r>
         <w:rPr>
@@ -490,29 +484,7 @@
           <w:sz w:val="22"/>
           <w:szCs w:val="22"/>
         </w:rPr>
-        <w:t xml:space="preserve">Referencia   </w:t>
-      </w:r>
-      <w:proofErr w:type="gramStart"/>
-      <w:r>
-        <w:rPr>
-          <w:rFonts w:ascii="Arial" w:hAnsi="Arial" w:cs="Arial"/>
-          <w:b/>
-          <w:bCs/>
-          <w:sz w:val="22"/>
-          <w:szCs w:val="22"/>
-        </w:rPr>
-        <w:t xml:space="preserve">  :</w:t>
-      </w:r>
-      <w:proofErr w:type="gramEnd"/>
-      <w:r>
-        <w:rPr>
-          <w:rFonts w:ascii="Arial" w:hAnsi="Arial" w:cs="Arial"/>
-          <w:b/>
-          <w:bCs/>
-          <w:sz w:val="22"/>
-          <w:szCs w:val="22"/>
-        </w:rPr>
-        <w:t xml:space="preserve">        </w:t>
+        <w:t xml:space="preserve">Referencia     :        </w:t>
       </w:r>
       <w:r>
         <w:rPr>
@@ -1322,11 +1294,11 @@
         <w:rPr>
           <w:b/>
           <w:bCs/>
-          <w:noProof/>
-          <w:sz w:val="22"/>
-          <w:szCs w:val="22"/>
-        </w:rPr>
-        <w:t>(Nombre del ciudadano/a)</w:t>
+          <w:color w:val="auto"/>
+          <w:sz w:val="22"/>
+          <w:szCs w:val="22"/>
+        </w:rPr>
+        <w:t>#nomSolicitante#</w:t>
       </w:r>
       <w:r>
         <w:rPr>
@@ -3321,7 +3293,27 @@
           <w:sz w:val="22"/>
           <w:szCs w:val="22"/>
         </w:rPr>
-        <w:t>#nomTitular#</w:t>
+        <w:t>#nom</w:t>
+      </w:r>
+      <w:r>
+        <w:rPr>
+          <w:rFonts w:ascii="Arial" w:hAnsi="Arial" w:cs="Arial"/>
+          <w:b/>
+          <w:bCs/>
+          <w:sz w:val="22"/>
+          <w:szCs w:val="22"/>
+        </w:rPr>
+        <w:t>Solicitante</w:t>
+      </w:r>
+      <w:r>
+        <w:rPr>
+          <w:rFonts w:ascii="Arial" w:hAnsi="Arial" w:cs="Arial"/>
+          <w:b/>
+          <w:bCs/>
+          <w:sz w:val="22"/>
+          <w:szCs w:val="22"/>
+        </w:rPr>
+        <w:t>#</w:t>
       </w:r>
       <w:r>
         <w:rPr>
@@ -3950,33 +3942,7 @@
           <w:highlight w:val="yellow"/>
           <w:lang w:val="es-PE" w:eastAsia="en-US"/>
         </w:rPr>
-        <w:t xml:space="preserve">redactar </w:t>
-      </w:r>
-      <w:proofErr w:type="gramStart"/>
-      <w:r>
-        <w:rPr>
-          <w:rFonts w:ascii="Arial" w:eastAsiaTheme="minorHAnsi" w:hAnsi="Arial" w:cs="Arial"/>
-          <w:b/>
-          <w:bCs/>
-          <w:sz w:val="22"/>
-          <w:szCs w:val="22"/>
-          <w:highlight w:val="yellow"/>
-          <w:lang w:val="es-PE" w:eastAsia="en-US"/>
-        </w:rPr>
-        <w:t>de acuerdo al</w:t>
-      </w:r>
-      <w:proofErr w:type="gramEnd"/>
-      <w:r>
-        <w:rPr>
-          <w:rFonts w:ascii="Arial" w:eastAsiaTheme="minorHAnsi" w:hAnsi="Arial" w:cs="Arial"/>
-          <w:b/>
-          <w:bCs/>
-          <w:sz w:val="22"/>
-          <w:szCs w:val="22"/>
-          <w:highlight w:val="yellow"/>
-          <w:lang w:val="es-PE" w:eastAsia="en-US"/>
-        </w:rPr>
-        <w:t xml:space="preserve"> supuesto que se </w:t>
+        <w:t xml:space="preserve">redactar de acuerdo al supuesto que se </w:t>
       </w:r>
       <w:r>
         <w:rPr>
@@ -4292,7 +4258,6 @@
         </w:rPr>
         <w:t xml:space="preserve"> en </w:t>
       </w:r>
-      <w:proofErr w:type="gramStart"/>
       <w:r>
         <w:rPr>
           <w:rFonts w:ascii="Arial" w:hAnsi="Arial" w:cs="Arial"/>
@@ -4322,7 +4287,6 @@
         </w:rPr>
         <w:t>(</w:t>
       </w:r>
-      <w:proofErr w:type="gramEnd"/>
       <w:r>
         <w:rPr>
           <w:rFonts w:ascii="Arial" w:hAnsi="Arial" w:cs="Arial"/>
@@ -4573,19 +4537,7 @@
           <w:szCs w:val="22"/>
           <w:lang w:val="es-PE" w:eastAsia="en-US"/>
         </w:rPr>
-        <w:t>#tipoActa</w:t>
-      </w:r>
-      <w:proofErr w:type="gramStart"/>
-      <w:r>
-        <w:rPr>
-          <w:rFonts w:ascii="Arial" w:eastAsiaTheme="minorHAnsi" w:hAnsi="Arial" w:cs="Arial"/>
-          <w:b/>
-          <w:bCs/>
-          <w:sz w:val="22"/>
-          <w:szCs w:val="22"/>
-          <w:lang w:val="es-PE" w:eastAsia="en-US"/>
-        </w:rPr>
-        <w:t>#</w:t>
+        <w:t>#tipoActa#</w:t>
       </w:r>
       <w:r>
         <w:rPr>
@@ -4601,16 +4553,7 @@
           <w:sz w:val="22"/>
           <w:szCs w:val="22"/>
         </w:rPr>
-        <w:t xml:space="preserve"> N</w:t>
-      </w:r>
-      <w:proofErr w:type="gramEnd"/>
-      <w:r>
-        <w:rPr>
-          <w:rFonts w:ascii="Arial" w:hAnsi="Arial" w:cs="Arial"/>
-          <w:sz w:val="22"/>
-          <w:szCs w:val="22"/>
-        </w:rPr>
-        <w:t xml:space="preserve">° </w:t>
+        <w:t xml:space="preserve"> N° </w:t>
       </w:r>
       <w:r>
         <w:rPr>
@@ -4655,9 +4598,18 @@
           <w:bCs/>
           <w:sz w:val="22"/>
           <w:szCs w:val="22"/>
-          <w:highlight w:val="yellow"/>
-        </w:rPr>
-        <w:t>PROCEDENTE O IMPROCEDENTE.</w:t>
+        </w:rPr>
+        <w:t>#resAnalisis#</w:t>
+      </w:r>
+      <w:r>
+        <w:rPr>
+          <w:rFonts w:ascii="Arial" w:hAnsi="Arial" w:cs="Arial"/>
+          <w:b/>
+          <w:bCs/>
+          <w:sz w:val="22"/>
+          <w:szCs w:val="22"/>
+        </w:rPr>
+        <w:t>.</w:t>
       </w:r>
     </w:p>
     <w:p>
@@ -5112,13 +5064,14 @@
       <w:r>
         <w:rPr>
           <w:rFonts w:ascii="Arial" w:hAnsi="Arial" w:cs="Arial"/>
+          <w:b/>
+          <w:bCs/>
           <w:iCs/>
           <w:spacing w:val="2"/>
           <w:sz w:val="22"/>
           <w:szCs w:val="22"/>
-          <w:highlight w:val="yellow"/>
-        </w:rPr>
-        <w:t>XXXX</w:t>
+        </w:rPr>
+        <w:t>#resAnalisis#</w:t>
       </w:r>
       <w:r>
         <w:rPr>
@@ -5128,7 +5081,17 @@
           <w:sz w:val="22"/>
           <w:szCs w:val="22"/>
         </w:rPr>
-        <w:t xml:space="preserve"> la solicitud de cancelación Administrativa del Acta de </w:t>
+        <w:t xml:space="preserve"> </w:t>
+      </w:r>
+      <w:r>
+        <w:rPr>
+          <w:rFonts w:ascii="Arial" w:hAnsi="Arial" w:cs="Arial"/>
+          <w:iCs/>
+          <w:spacing w:val="2"/>
+          <w:sz w:val="22"/>
+          <w:szCs w:val="22"/>
+        </w:rPr>
+        <w:t xml:space="preserve">la solicitud de cancelación Administrativa del Acta de </w:t>
       </w:r>
       <w:r>
         <w:rPr>
@@ -5997,7 +5960,49 @@
           <w:szCs w:val="22"/>
           <w:lang w:val="es-PE"/>
         </w:rPr>
-        <w:t>el acto resolutivo a los ciudadanos XXXXXX, con DNI N° XXXXX.</w:t>
+        <w:t xml:space="preserve">el acto resolutivo a los ciudadanos </w:t>
+      </w:r>
+      <w:r>
+        <w:rPr>
+          <w:rFonts w:ascii="Arial" w:hAnsi="Arial" w:cs="Arial"/>
+          <w:b/>
+          <w:bCs/>
+          <w:sz w:val="22"/>
+          <w:szCs w:val="22"/>
+          <w:lang w:val="es-PE"/>
+        </w:rPr>
+        <w:t>#nomSolicitante#</w:t>
+      </w:r>
+      <w:r>
+        <w:rPr>
+          <w:rFonts w:ascii="Arial" w:hAnsi="Arial" w:cs="Arial"/>
+          <w:sz w:val="22"/>
+          <w:szCs w:val="22"/>
+          <w:lang w:val="es-PE"/>
+        </w:rPr>
+        <w:t xml:space="preserve">, con DNI N° </w:t>
+      </w:r>
+      <w:r>
+        <w:rPr>
+          <w:rFonts w:ascii="Arial" w:hAnsi="Arial" w:cs="Arial"/>
+          <w:b/>
+          <w:bCs/>
+          <w:sz w:val="22"/>
+          <w:szCs w:val="22"/>
+          <w:lang w:val="es-PE"/>
+        </w:rPr>
+        <w:t>#dniSolicitante#</w:t>
+      </w:r>
+      <w:r>
+        <w:rPr>
+          <w:rFonts w:ascii="Arial" w:hAnsi="Arial" w:cs="Arial"/>
+          <w:b/>
+          <w:bCs/>
+          <w:sz w:val="22"/>
+          <w:szCs w:val="22"/>
+          <w:lang w:val="es-PE"/>
+        </w:rPr>
+        <w:t>.</w:t>
       </w:r>
     </w:p>
     <w:bookmarkEnd w:id="19"/>
@@ -6187,7 +6192,6 @@
         </w:rPr>
         <w:t>(</w:t>
       </w:r>
-      <w:proofErr w:type="spellStart"/>
       <w:r>
         <w:rPr>
           <w:rFonts w:ascii="Arial" w:hAnsi="Arial" w:cs="Arial"/>
@@ -6210,7 +6214,6 @@
         </w:rPr>
         <w:t>XXX</w:t>
       </w:r>
-      <w:proofErr w:type="spellEnd"/>
       <w:r>
         <w:rPr>
           <w:rFonts w:ascii="Arial" w:hAnsi="Arial" w:cs="Arial"/>
